--- a/docs/output/Zain Hajahjah/سجن البرج/SRT-En/حميدي/DOCX/03_تفريغ عربي-المنفردات التأديبية_En.docx
+++ b/docs/output/Zain Hajahjah/سجن البرج/SRT-En/حميدي/DOCX/03_تفريغ عربي-المنفردات التأديبية_En.docx
@@ -4,17 +4,32 @@
   <w:body>
     <w:p>
       <w:r>
-        <w:t>They brought us from the group cells, we were in the group cell</w:t>
+        <w:t>They brought us from the group cells,</w:t>
       </w:r>
     </w:p>
     <w:p>
       <w:r>
-        <w:t>In the last group cell over there, the one we were standing at</w:t>
+        <w:t>we were in the group cell</w:t>
       </w:r>
     </w:p>
     <w:p>
       <w:r>
-        <w:t>They took us from there and brought us in here</w:t>
+        <w:t>In the last group cell over there,</w:t>
+      </w:r>
+    </w:p>
+    <w:p>
+      <w:r>
+        <w:t>the one we were standing at</w:t>
+      </w:r>
+    </w:p>
+    <w:p>
+      <w:r>
+        <w:t>They took us from there</w:t>
+      </w:r>
+    </w:p>
+    <w:p>
+      <w:r>
+        <w:t>and brought us in here</w:t>
       </w:r>
     </w:p>
     <w:p>
@@ -34,17 +49,32 @@
     </w:p>
     <w:p>
       <w:r>
-        <w:t>This is the corridor for the disciplinary cells</w:t>
+        <w:t>This is the corridor for</w:t>
       </w:r>
     </w:p>
     <w:p>
       <w:r>
-        <w:t>Of course it fits half a mattress</w:t>
+        <w:t>the disciplinary cells</w:t>
       </w:r>
     </w:p>
     <w:p>
       <w:r>
-        <w:t>Meaning half or three-quarters of a mattress, no more</w:t>
+        <w:t>Of course it fits</w:t>
+      </w:r>
+    </w:p>
+    <w:p>
+      <w:r>
+        <w:t>half a mattress</w:t>
+      </w:r>
+    </w:p>
+    <w:p>
+      <w:r>
+        <w:t>Meaning half or three-quarters</w:t>
+      </w:r>
+    </w:p>
+    <w:p>
+      <w:r>
+        <w:t>of a mattress, no more</w:t>
       </w:r>
     </w:p>
     <w:p>
@@ -54,47 +84,92 @@
     </w:p>
     <w:p>
       <w:r>
-        <w:t>Some prisoners here urinated on themselves in the same spot</w:t>
+        <w:t>Some prisoners here urinated</w:t>
       </w:r>
     </w:p>
     <w:p>
       <w:r>
-        <w:t>Interviewer: Did you see anyone in the disciplinary cells during cleaning?</w:t>
+        <w:t>on themselves in the same spot</w:t>
       </w:r>
     </w:p>
     <w:p>
       <w:r>
-        <w:t>Yes, we saw one person and he was one of our friends</w:t>
+        <w:t>Interviewer: Did you see anyone in</w:t>
       </w:r>
     </w:p>
     <w:p>
       <w:r>
-        <w:t>We came to clean the disciplinary cells to bring our friend back to the group cell</w:t>
+        <w:t>the disciplinary cells during cleaning?</w:t>
       </w:r>
     </w:p>
     <w:p>
       <w:r>
-        <w:t>We told them we wanted them to bring our friend, we had requested him back</w:t>
+        <w:t>Yes, we saw one person and</w:t>
       </w:r>
     </w:p>
     <w:p>
       <w:r>
-        <w:t>He was an older man who did not have the ability to endure</w:t>
+        <w:t>he was one of our friends</w:t>
       </w:r>
     </w:p>
     <w:p>
       <w:r>
-        <w:t>They asked who would clean, and I said I would clean</w:t>
+        <w:t>We came to clean the disciplinary cells</w:t>
       </w:r>
     </w:p>
     <w:p>
       <w:r>
-        <w:t>We cleaned him up and brought him out</w:t>
+        <w:t>to bring our friend back to the group cell</w:t>
       </w:r>
     </w:p>
     <w:p>
       <w:r>
-        <w:t>Interviewer: What was this person's name?</w:t>
+        <w:t>We told them we wanted them to bring our</w:t>
+      </w:r>
+    </w:p>
+    <w:p>
+      <w:r>
+        <w:t>friend, we had requested him back</w:t>
+      </w:r>
+    </w:p>
+    <w:p>
+      <w:r>
+        <w:t>He was an older man who did</w:t>
+      </w:r>
+    </w:p>
+    <w:p>
+      <w:r>
+        <w:t>not have the ability to endure</w:t>
+      </w:r>
+    </w:p>
+    <w:p>
+      <w:r>
+        <w:t>They asked who would clean,</w:t>
+      </w:r>
+    </w:p>
+    <w:p>
+      <w:r>
+        <w:t>and I said I would clean</w:t>
+      </w:r>
+    </w:p>
+    <w:p>
+      <w:r>
+        <w:t>We cleaned him up</w:t>
+      </w:r>
+    </w:p>
+    <w:p>
+      <w:r>
+        <w:t>and brought him out</w:t>
+      </w:r>
+    </w:p>
+    <w:p>
+      <w:r>
+        <w:t>Interviewer: What was</w:t>
+      </w:r>
+    </w:p>
+    <w:p>
+      <w:r>
+        <w:t>this person's name?</w:t>
       </w:r>
     </w:p>
     <w:p>
@@ -104,22 +179,42 @@
     </w:p>
     <w:p>
       <w:r>
-        <w:t>I do not know if he is alive or dead</w:t>
+        <w:t>I do not know if he</w:t>
       </w:r>
     </w:p>
     <w:p>
       <w:r>
-        <w:t>I think his name was Nasser or Sulaiman</w:t>
+        <w:t>is alive or dead</w:t>
       </w:r>
     </w:p>
     <w:p>
       <w:r>
-        <w:t>We went through many names in prison, we no longer remember most of them</w:t>
+        <w:t>I think his name was</w:t>
       </w:r>
     </w:p>
     <w:p>
       <w:r>
-        <w:t>This was a long time ago, more than six or seven years have passed, we no longer remember</w:t>
+        <w:t>Nasser or Sulaiman</w:t>
+      </w:r>
+    </w:p>
+    <w:p>
+      <w:r>
+        <w:t>We went through many names in prison,</w:t>
+      </w:r>
+    </w:p>
+    <w:p>
+      <w:r>
+        <w:t>we no longer remember most of them</w:t>
+      </w:r>
+    </w:p>
+    <w:p>
+      <w:r>
+        <w:t>This was a long time ago, more than six</w:t>
+      </w:r>
+    </w:p>
+    <w:p>
+      <w:r>
+        <w:t>or seven years have passed, we no longer remember</w:t>
       </w:r>
     </w:p>
     <w:sectPr>
@@ -496,7 +591,7 @@
     <w:qFormat/>
     <w:rsid w:val="00FC693F"/>
     <w:rPr>
-      <w:rFonts w:ascii="Calibri" w:hAnsi="Calibri"/>
+      <w:rFonts w:ascii="Arial" w:hAnsi="Arial"/>
       <w:sz w:val="22"/>
     </w:rPr>
   </w:style>

--- a/docs/output/Zain Hajahjah/سجن البرج/SRT-En/حميدي/DOCX/03_تفريغ عربي-المنفردات التأديبية_En.docx
+++ b/docs/output/Zain Hajahjah/سجن البرج/SRT-En/حميدي/DOCX/03_تفريغ عربي-المنفردات التأديبية_En.docx
@@ -2,6 +2,16 @@
 <file path=word/document.xml><?xml version="1.0" encoding="utf-8"?>
 <w:document xmlns:wpc="http://schemas.microsoft.com/office/word/2010/wordprocessingCanvas" xmlns:mo="http://schemas.microsoft.com/office/mac/office/2008/main" xmlns:mc="http://schemas.openxmlformats.org/markup-compatibility/2006" xmlns:mv="urn:schemas-microsoft-com:mac:vml" xmlns:o="urn:schemas-microsoft-com:office:office" xmlns:r="http://schemas.openxmlformats.org/officeDocument/2006/relationships" xmlns:m="http://schemas.openxmlformats.org/officeDocument/2006/math" xmlns:v="urn:schemas-microsoft-com:vml" xmlns:wp14="http://schemas.microsoft.com/office/word/2010/wordprocessingDrawing" xmlns:wp="http://schemas.openxmlformats.org/drawingml/2006/wordprocessingDrawing" xmlns:w10="urn:schemas-microsoft-com:office:word" xmlns:w="http://schemas.openxmlformats.org/wordprocessingml/2006/main" xmlns:w14="http://schemas.microsoft.com/office/word/2010/wordml" xmlns:wpg="http://schemas.microsoft.com/office/word/2010/wordprocessingGroup" xmlns:wpi="http://schemas.microsoft.com/office/word/2010/wordprocessingInk" xmlns:wne="http://schemas.microsoft.com/office/word/2006/wordml" xmlns:wps="http://schemas.microsoft.com/office/word/2010/wordprocessingShape" mc:Ignorable="w14 wp14">
   <w:body>
+    <w:p>
+      <w:r>
+        <w:t>1</w:t>
+      </w:r>
+    </w:p>
+    <w:p>
+      <w:r>
+        <w:t>00:00:00,208 --&gt; 00:00:06,125</w:t>
+      </w:r>
+    </w:p>
     <w:p>
       <w:r>
         <w:t>They brought us from the group cells,</w:t>
@@ -10,6 +20,17 @@
     <w:p>
       <w:r>
         <w:t>we were in the group cell</w:t>
+      </w:r>
+    </w:p>
+    <w:p/>
+    <w:p>
+      <w:r>
+        <w:t>2</w:t>
+      </w:r>
+    </w:p>
+    <w:p>
+      <w:r>
+        <w:t>00:00:07,333 --&gt; 00:00:11,583</w:t>
       </w:r>
     </w:p>
     <w:p>
@@ -22,6 +43,17 @@
         <w:t>the one we were standing at</w:t>
       </w:r>
     </w:p>
+    <w:p/>
+    <w:p>
+      <w:r>
+        <w:t>3</w:t>
+      </w:r>
+    </w:p>
+    <w:p>
+      <w:r>
+        <w:t>00:00:11,833 --&gt; 00:00:13,708</w:t>
+      </w:r>
+    </w:p>
     <w:p>
       <w:r>
         <w:t>They took us from there</w:t>
@@ -32,9 +64,31 @@
         <w:t>and brought us in here</w:t>
       </w:r>
     </w:p>
+    <w:p/>
+    <w:p>
+      <w:r>
+        <w:t>4</w:t>
+      </w:r>
+    </w:p>
+    <w:p>
+      <w:r>
+        <w:t>00:00:13,750 --&gt; 00:00:14,958</w:t>
+      </w:r>
+    </w:p>
     <w:p>
       <w:r>
         <w:t>There was a wall here</w:t>
+      </w:r>
+    </w:p>
+    <w:p/>
+    <w:p>
+      <w:r>
+        <w:t>5</w:t>
+      </w:r>
+    </w:p>
+    <w:p>
+      <w:r>
+        <w:t>00:00:16,791 --&gt; 00:00:20,291</w:t>
       </w:r>
     </w:p>
     <w:p>
@@ -42,9 +96,31 @@
         <w:t>A black door, yes it was black</w:t>
       </w:r>
     </w:p>
+    <w:p/>
+    <w:p>
+      <w:r>
+        <w:t>6</w:t>
+      </w:r>
+    </w:p>
+    <w:p>
+      <w:r>
+        <w:t>00:00:20,916 --&gt; 00:00:22,500</w:t>
+      </w:r>
+    </w:p>
     <w:p>
       <w:r>
         <w:t>We enter through this corridor</w:t>
+      </w:r>
+    </w:p>
+    <w:p/>
+    <w:p>
+      <w:r>
+        <w:t>7</w:t>
+      </w:r>
+    </w:p>
+    <w:p>
+      <w:r>
+        <w:t>00:00:23,833 --&gt; 00:00:24,958</w:t>
       </w:r>
     </w:p>
     <w:p>
@@ -57,6 +133,17 @@
         <w:t>the disciplinary cells</w:t>
       </w:r>
     </w:p>
+    <w:p/>
+    <w:p>
+      <w:r>
+        <w:t>8</w:t>
+      </w:r>
+    </w:p>
+    <w:p>
+      <w:r>
+        <w:t>00:00:25,333 --&gt; 00:00:27,208</w:t>
+      </w:r>
+    </w:p>
     <w:p>
       <w:r>
         <w:t>Of course it fits</w:t>
@@ -65,6 +152,17 @@
     <w:p>
       <w:r>
         <w:t>half a mattress</w:t>
+      </w:r>
+    </w:p>
+    <w:p/>
+    <w:p>
+      <w:r>
+        <w:t>9</w:t>
+      </w:r>
+    </w:p>
+    <w:p>
+      <w:r>
+        <w:t>00:00:28,583 --&gt; 00:00:30,875</w:t>
       </w:r>
     </w:p>
     <w:p>
@@ -77,9 +175,31 @@
         <w:t>of a mattress, no more</w:t>
       </w:r>
     </w:p>
+    <w:p/>
+    <w:p>
+      <w:r>
+        <w:t>10</w:t>
+      </w:r>
+    </w:p>
+    <w:p>
+      <w:r>
+        <w:t>00:00:32,416 --&gt; 00:00:33,500</w:t>
+      </w:r>
+    </w:p>
     <w:p>
       <w:r>
         <w:t>Full of water</w:t>
+      </w:r>
+    </w:p>
+    <w:p/>
+    <w:p>
+      <w:r>
+        <w:t>11</w:t>
+      </w:r>
+    </w:p>
+    <w:p>
+      <w:r>
+        <w:t>00:00:35,250 --&gt; 00:00:39,541</w:t>
       </w:r>
     </w:p>
     <w:p>
@@ -92,6 +212,17 @@
         <w:t>on themselves in the same spot</w:t>
       </w:r>
     </w:p>
+    <w:p/>
+    <w:p>
+      <w:r>
+        <w:t>12</w:t>
+      </w:r>
+    </w:p>
+    <w:p>
+      <w:r>
+        <w:t>00:00:39,833 --&gt; 00:00:42,708</w:t>
+      </w:r>
+    </w:p>
     <w:p>
       <w:r>
         <w:t>Interviewer: Did you see anyone in</w:t>
@@ -100,6 +231,17 @@
     <w:p>
       <w:r>
         <w:t>the disciplinary cells during cleaning?</w:t>
+      </w:r>
+    </w:p>
+    <w:p/>
+    <w:p>
+      <w:r>
+        <w:t>13</w:t>
+      </w:r>
+    </w:p>
+    <w:p>
+      <w:r>
+        <w:t>00:00:42,750 --&gt; 00:00:45,250</w:t>
       </w:r>
     </w:p>
     <w:p>
@@ -112,6 +254,17 @@
         <w:t>he was one of our friends</w:t>
       </w:r>
     </w:p>
+    <w:p/>
+    <w:p>
+      <w:r>
+        <w:t>14</w:t>
+      </w:r>
+    </w:p>
+    <w:p>
+      <w:r>
+        <w:t>00:00:45,291 --&gt; 00:00:53,250</w:t>
+      </w:r>
+    </w:p>
     <w:p>
       <w:r>
         <w:t>We came to clean the disciplinary cells</w:t>
@@ -120,6 +273,17 @@
     <w:p>
       <w:r>
         <w:t>to bring our friend back to the group cell</w:t>
+      </w:r>
+    </w:p>
+    <w:p/>
+    <w:p>
+      <w:r>
+        <w:t>15</w:t>
+      </w:r>
+    </w:p>
+    <w:p>
+      <w:r>
+        <w:t>00:00:53,541 --&gt; 00:00:56,291</w:t>
       </w:r>
     </w:p>
     <w:p>
@@ -132,6 +296,17 @@
         <w:t>friend, we had requested him back</w:t>
       </w:r>
     </w:p>
+    <w:p/>
+    <w:p>
+      <w:r>
+        <w:t>16</w:t>
+      </w:r>
+    </w:p>
+    <w:p>
+      <w:r>
+        <w:t>00:00:56,416 --&gt; 00:00:58,666</w:t>
+      </w:r>
+    </w:p>
     <w:p>
       <w:r>
         <w:t>He was an older man who did</w:t>
@@ -140,6 +315,17 @@
     <w:p>
       <w:r>
         <w:t>not have the ability to endure</w:t>
+      </w:r>
+    </w:p>
+    <w:p/>
+    <w:p>
+      <w:r>
+        <w:t>17</w:t>
+      </w:r>
+    </w:p>
+    <w:p>
+      <w:r>
+        <w:t>00:00:58,958 --&gt; 00:01:01,000</w:t>
       </w:r>
     </w:p>
     <w:p>
@@ -152,6 +338,17 @@
         <w:t>and I said I would clean</w:t>
       </w:r>
     </w:p>
+    <w:p/>
+    <w:p>
+      <w:r>
+        <w:t>18</w:t>
+      </w:r>
+    </w:p>
+    <w:p>
+      <w:r>
+        <w:t>00:01:02,000 --&gt; 00:01:03,666</w:t>
+      </w:r>
+    </w:p>
     <w:p>
       <w:r>
         <w:t>We cleaned him up</w:t>
@@ -160,6 +357,17 @@
     <w:p>
       <w:r>
         <w:t>and brought him out</w:t>
+      </w:r>
+    </w:p>
+    <w:p/>
+    <w:p>
+      <w:r>
+        <w:t>19</w:t>
+      </w:r>
+    </w:p>
+    <w:p>
+      <w:r>
+        <w:t>00:01:03,791 --&gt; 00:01:05,416</w:t>
       </w:r>
     </w:p>
     <w:p>
@@ -172,9 +380,31 @@
         <w:t>this person's name?</w:t>
       </w:r>
     </w:p>
+    <w:p/>
+    <w:p>
+      <w:r>
+        <w:t>20</w:t>
+      </w:r>
+    </w:p>
+    <w:p>
+      <w:r>
+        <w:t>00:01:05,458 --&gt; 00:01:06,666</w:t>
+      </w:r>
+    </w:p>
     <w:p>
       <w:r>
         <w:t>The person's name was</w:t>
+      </w:r>
+    </w:p>
+    <w:p/>
+    <w:p>
+      <w:r>
+        <w:t>21</w:t>
+      </w:r>
+    </w:p>
+    <w:p>
+      <w:r>
+        <w:t>00:01:11,083 --&gt; 00:01:13,083</w:t>
       </w:r>
     </w:p>
     <w:p>
@@ -187,6 +417,17 @@
         <w:t>is alive or dead</w:t>
       </w:r>
     </w:p>
+    <w:p/>
+    <w:p>
+      <w:r>
+        <w:t>22</w:t>
+      </w:r>
+    </w:p>
+    <w:p>
+      <w:r>
+        <w:t>00:01:14,625 --&gt; 00:01:17,125</w:t>
+      </w:r>
+    </w:p>
     <w:p>
       <w:r>
         <w:t>I think his name was</w:t>
@@ -195,6 +436,17 @@
     <w:p>
       <w:r>
         <w:t>Nasser or Sulaiman</w:t>
+      </w:r>
+    </w:p>
+    <w:p/>
+    <w:p>
+      <w:r>
+        <w:t>23</w:t>
+      </w:r>
+    </w:p>
+    <w:p>
+      <w:r>
+        <w:t>00:01:17,500 --&gt; 00:01:20,208</w:t>
       </w:r>
     </w:p>
     <w:p>
@@ -207,6 +459,17 @@
         <w:t>we no longer remember most of them</w:t>
       </w:r>
     </w:p>
+    <w:p/>
+    <w:p>
+      <w:r>
+        <w:t>24</w:t>
+      </w:r>
+    </w:p>
+    <w:p>
+      <w:r>
+        <w:t>00:01:20,291 --&gt; 00:01:24,541</w:t>
+      </w:r>
+    </w:p>
     <w:p>
       <w:r>
         <w:t>This was a long time ago, more than six</w:t>
@@ -217,6 +480,7 @@
         <w:t>or seven years have passed, we no longer remember</w:t>
       </w:r>
     </w:p>
+    <w:p/>
     <w:sectPr>
       <w:pgSz w:w="12240" w:h="15840"/>
       <w:pgMar w:top="1440" w:right="1800" w:bottom="1440" w:left="1800" w:header="720" w:footer="720" w:gutter="0"/>
@@ -590,9 +854,12 @@
     <w:name w:val="Normal"/>
     <w:qFormat/>
     <w:rsid w:val="00FC693F"/>
+    <w:pPr>
+      <w:spacing w:before="0" w:after="0" w:line="276" w:lineRule="auto"/>
+    </w:pPr>
     <w:rPr>
-      <w:rFonts w:ascii="Arial" w:hAnsi="Arial"/>
-      <w:sz w:val="22"/>
+      <w:rFonts w:ascii="Courier New" w:hAnsi="Courier New"/>
+      <w:sz w:val="20"/>
     </w:rPr>
   </w:style>
   <w:style w:type="paragraph" w:styleId="Header">
